--- a/docs/stage3_模型优化与策略/03_风险分层与审批策略方案.docx
+++ b/docs/stage3_模型优化与策略/03_风险分层与审批策略方案.docx
@@ -4,8 +4,23 @@
   <w:body>
     <w:p>
       <w:pPr>
-        <w:spacing w:after="240"/>
+        <w:spacing w:after="360"/>
+        <w:ind w:firstLine="0"/>
         <w:jc w:val="center"/>
+      </w:pPr>
+      <w:r>
+        <w:rPr>
+          <w:rFonts w:ascii="Times New Roman" w:hAnsi="Times New Roman" w:eastAsia="黑体"/>
+          <w:b/>
+          <w:sz w:val="36"/>
+        </w:rPr>
+        <w:t>风险分层与审批策略方案</w:t>
+      </w:r>
+    </w:p>
+    <w:p>
+      <w:pPr>
+        <w:spacing w:before="280" w:after="120"/>
+        <w:ind w:firstLine="0"/>
       </w:pPr>
       <w:r>
         <w:rPr>
@@ -13,12 +28,13 @@
           <w:b/>
           <w:sz w:val="32"/>
         </w:rPr>
-        <w:t>风险分层与审批策略方案</w:t>
+        <w:t>1. 方案设计</w:t>
       </w:r>
     </w:p>
     <w:p>
       <w:pPr>
-        <w:spacing w:before="200" w:after="80"/>
+        <w:spacing w:before="220" w:after="100"/>
+        <w:ind w:firstLine="0"/>
       </w:pPr>
       <w:r>
         <w:rPr>
@@ -26,26 +42,10 @@
           <w:b/>
           <w:sz w:val="28"/>
         </w:rPr>
-        <w:t>1. 方案设计</w:t>
-      </w:r>
-    </w:p>
-    <w:p>
-      <w:pPr>
-        <w:spacing w:before="200" w:after="80"/>
-      </w:pPr>
-      <w:r>
-        <w:rPr>
-          <w:rFonts w:ascii="Times New Roman" w:hAnsi="Times New Roman" w:eastAsia="黑体"/>
-          <w:b/>
-          <w:sz w:val="24"/>
-        </w:rPr>
         <w:t>1.1 三档风险分层体系</w:t>
       </w:r>
     </w:p>
     <w:p>
-      <w:pPr>
-        <w:spacing w:line="360" w:lineRule="auto"/>
-      </w:pPr>
       <w:r>
         <w:rPr>
           <w:rFonts w:ascii="Times New Roman" w:hAnsi="Times New Roman" w:eastAsia="宋体"/>
@@ -59,16 +59,18 @@
       <w:tblPr>
         <w:tblStyle w:val="TableGrid"/>
         <w:tblW w:type="auto" w:w="0"/>
+        <w:jc w:val="center"/>
         <w:tblLook w:firstColumn="1" w:firstRow="1" w:lastColumn="0" w:lastRow="0" w:noHBand="0" w:noVBand="1" w:val="04A0"/>
       </w:tblPr>
       <w:tblGrid>
-        <w:gridCol w:w="4536"/>
-        <w:gridCol w:w="4536"/>
+        <w:gridCol w:w="4320"/>
+        <w:gridCol w:w="4320"/>
       </w:tblGrid>
       <w:tr>
         <w:tc>
           <w:tcPr>
-            <w:tcW w:type="dxa" w:w="4536"/>
+            <w:tcW w:type="dxa" w:w="4320"/>
+            <w:shd w:val="clear" w:fill="F2F2F2"/>
           </w:tcPr>
           <w:p>
             <w:pPr>
@@ -76,7 +78,7 @@
             </w:pPr>
             <w:r>
               <w:rPr>
-                <w:rFonts w:ascii="Times New Roman" w:hAnsi="Times New Roman" w:eastAsia="宋体"/>
+                <w:rFonts w:ascii="Times New Roman" w:hAnsi="Times New Roman" w:eastAsia="黑体"/>
                 <w:b/>
                 <w:sz w:val="21"/>
               </w:rPr>
@@ -86,7 +88,8 @@
         </w:tc>
         <w:tc>
           <w:tcPr>
-            <w:tcW w:type="dxa" w:w="4536"/>
+            <w:tcW w:type="dxa" w:w="4320"/>
+            <w:shd w:val="clear" w:fill="F2F2F2"/>
           </w:tcPr>
           <w:p>
             <w:pPr>
@@ -94,7 +97,7 @@
             </w:pPr>
             <w:r>
               <w:rPr>
-                <w:rFonts w:ascii="Times New Roman" w:hAnsi="Times New Roman" w:eastAsia="宋体"/>
+                <w:rFonts w:ascii="Times New Roman" w:hAnsi="Times New Roman" w:eastAsia="黑体"/>
                 <w:b/>
                 <w:sz w:val="21"/>
               </w:rPr>
@@ -106,7 +109,7 @@
       <w:tr>
         <w:tc>
           <w:tcPr>
-            <w:tcW w:type="dxa" w:w="4536"/>
+            <w:tcW w:type="dxa" w:w="4320"/>
           </w:tcPr>
           <w:p>
             <w:pPr>
@@ -124,7 +127,7 @@
         </w:tc>
         <w:tc>
           <w:tcPr>
-            <w:tcW w:type="dxa" w:w="4536"/>
+            <w:tcW w:type="dxa" w:w="4320"/>
           </w:tcPr>
           <w:p>
             <w:pPr>
@@ -144,7 +147,7 @@
       <w:tr>
         <w:tc>
           <w:tcPr>
-            <w:tcW w:type="dxa" w:w="4536"/>
+            <w:tcW w:type="dxa" w:w="4320"/>
           </w:tcPr>
           <w:p>
             <w:pPr>
@@ -162,7 +165,7 @@
         </w:tc>
         <w:tc>
           <w:tcPr>
-            <w:tcW w:type="dxa" w:w="4536"/>
+            <w:tcW w:type="dxa" w:w="4320"/>
           </w:tcPr>
           <w:p>
             <w:pPr>
@@ -182,7 +185,7 @@
       <w:tr>
         <w:tc>
           <w:tcPr>
-            <w:tcW w:type="dxa" w:w="4536"/>
+            <w:tcW w:type="dxa" w:w="4320"/>
           </w:tcPr>
           <w:p>
             <w:pPr>
@@ -200,7 +203,7 @@
         </w:tc>
         <w:tc>
           <w:tcPr>
-            <w:tcW w:type="dxa" w:w="4536"/>
+            <w:tcW w:type="dxa" w:w="4320"/>
           </w:tcPr>
           <w:p>
             <w:pPr>
@@ -220,13 +223,14 @@
     </w:tbl>
     <w:p>
       <w:pPr>
-        <w:spacing w:before="200" w:after="80"/>
+        <w:spacing w:before="220" w:after="100"/>
+        <w:ind w:firstLine="0"/>
       </w:pPr>
       <w:r>
         <w:rPr>
           <w:rFonts w:ascii="Times New Roman" w:hAnsi="Times New Roman" w:eastAsia="黑体"/>
           <w:b/>
-          <w:sz w:val="24"/>
+          <w:sz w:val="28"/>
         </w:rPr>
         <w:t>1.2 两套阈值方案</w:t>
       </w:r>
@@ -235,18 +239,20 @@
       <w:tblPr>
         <w:tblStyle w:val="TableGrid"/>
         <w:tblW w:type="auto" w:w="0"/>
+        <w:jc w:val="center"/>
         <w:tblLook w:firstColumn="1" w:firstRow="1" w:lastColumn="0" w:lastRow="0" w:noHBand="0" w:noVBand="1" w:val="04A0"/>
       </w:tblPr>
       <w:tblGrid>
-        <w:gridCol w:w="2268"/>
-        <w:gridCol w:w="2268"/>
-        <w:gridCol w:w="2268"/>
-        <w:gridCol w:w="2268"/>
+        <w:gridCol w:w="2160"/>
+        <w:gridCol w:w="2160"/>
+        <w:gridCol w:w="2160"/>
+        <w:gridCol w:w="2160"/>
       </w:tblGrid>
       <w:tr>
         <w:tc>
           <w:tcPr>
-            <w:tcW w:type="dxa" w:w="2268"/>
+            <w:tcW w:type="dxa" w:w="2160"/>
+            <w:shd w:val="clear" w:fill="F2F2F2"/>
           </w:tcPr>
           <w:p>
             <w:pPr>
@@ -254,7 +260,7 @@
             </w:pPr>
             <w:r>
               <w:rPr>
-                <w:rFonts w:ascii="Times New Roman" w:hAnsi="Times New Roman" w:eastAsia="宋体"/>
+                <w:rFonts w:ascii="Times New Roman" w:hAnsi="Times New Roman" w:eastAsia="黑体"/>
                 <w:b/>
                 <w:sz w:val="21"/>
               </w:rPr>
@@ -264,7 +270,8 @@
         </w:tc>
         <w:tc>
           <w:tcPr>
-            <w:tcW w:type="dxa" w:w="2268"/>
+            <w:tcW w:type="dxa" w:w="2160"/>
+            <w:shd w:val="clear" w:fill="F2F2F2"/>
           </w:tcPr>
           <w:p>
             <w:pPr>
@@ -272,7 +279,7 @@
             </w:pPr>
             <w:r>
               <w:rPr>
-                <w:rFonts w:ascii="Times New Roman" w:hAnsi="Times New Roman" w:eastAsia="宋体"/>
+                <w:rFonts w:ascii="Times New Roman" w:hAnsi="Times New Roman" w:eastAsia="黑体"/>
                 <w:b/>
                 <w:sz w:val="21"/>
               </w:rPr>
@@ -282,7 +289,8 @@
         </w:tc>
         <w:tc>
           <w:tcPr>
-            <w:tcW w:type="dxa" w:w="2268"/>
+            <w:tcW w:type="dxa" w:w="2160"/>
+            <w:shd w:val="clear" w:fill="F2F2F2"/>
           </w:tcPr>
           <w:p>
             <w:pPr>
@@ -290,7 +298,7 @@
             </w:pPr>
             <w:r>
               <w:rPr>
-                <w:rFonts w:ascii="Times New Roman" w:hAnsi="Times New Roman" w:eastAsia="宋体"/>
+                <w:rFonts w:ascii="Times New Roman" w:hAnsi="Times New Roman" w:eastAsia="黑体"/>
                 <w:b/>
                 <w:sz w:val="21"/>
               </w:rPr>
@@ -300,7 +308,8 @@
         </w:tc>
         <w:tc>
           <w:tcPr>
-            <w:tcW w:type="dxa" w:w="2268"/>
+            <w:tcW w:type="dxa" w:w="2160"/>
+            <w:shd w:val="clear" w:fill="F2F2F2"/>
           </w:tcPr>
           <w:p>
             <w:pPr>
@@ -308,7 +317,7 @@
             </w:pPr>
             <w:r>
               <w:rPr>
-                <w:rFonts w:ascii="Times New Roman" w:hAnsi="Times New Roman" w:eastAsia="宋体"/>
+                <w:rFonts w:ascii="Times New Roman" w:hAnsi="Times New Roman" w:eastAsia="黑体"/>
                 <w:b/>
                 <w:sz w:val="21"/>
               </w:rPr>
@@ -320,7 +329,7 @@
       <w:tr>
         <w:tc>
           <w:tcPr>
-            <w:tcW w:type="dxa" w:w="2268"/>
+            <w:tcW w:type="dxa" w:w="2160"/>
           </w:tcPr>
           <w:p>
             <w:pPr>
@@ -338,7 +347,7 @@
         </w:tc>
         <w:tc>
           <w:tcPr>
-            <w:tcW w:type="dxa" w:w="2268"/>
+            <w:tcW w:type="dxa" w:w="2160"/>
           </w:tcPr>
           <w:p>
             <w:pPr>
@@ -356,7 +365,7 @@
         </w:tc>
         <w:tc>
           <w:tcPr>
-            <w:tcW w:type="dxa" w:w="2268"/>
+            <w:tcW w:type="dxa" w:w="2160"/>
           </w:tcPr>
           <w:p>
             <w:pPr>
@@ -374,7 +383,7 @@
         </w:tc>
         <w:tc>
           <w:tcPr>
-            <w:tcW w:type="dxa" w:w="2268"/>
+            <w:tcW w:type="dxa" w:w="2160"/>
           </w:tcPr>
           <w:p>
             <w:pPr>
@@ -394,7 +403,7 @@
       <w:tr>
         <w:tc>
           <w:tcPr>
-            <w:tcW w:type="dxa" w:w="2268"/>
+            <w:tcW w:type="dxa" w:w="2160"/>
           </w:tcPr>
           <w:p>
             <w:pPr>
@@ -412,7 +421,7 @@
         </w:tc>
         <w:tc>
           <w:tcPr>
-            <w:tcW w:type="dxa" w:w="2268"/>
+            <w:tcW w:type="dxa" w:w="2160"/>
           </w:tcPr>
           <w:p>
             <w:pPr>
@@ -430,7 +439,7 @@
         </w:tc>
         <w:tc>
           <w:tcPr>
-            <w:tcW w:type="dxa" w:w="2268"/>
+            <w:tcW w:type="dxa" w:w="2160"/>
           </w:tcPr>
           <w:p>
             <w:pPr>
@@ -448,7 +457,7 @@
         </w:tc>
         <w:tc>
           <w:tcPr>
-            <w:tcW w:type="dxa" w:w="2268"/>
+            <w:tcW w:type="dxa" w:w="2160"/>
           </w:tcPr>
           <w:p>
             <w:pPr>
@@ -468,22 +477,19 @@
     </w:tbl>
     <w:p>
       <w:pPr>
-        <w:spacing w:before="200" w:after="80"/>
+        <w:spacing w:before="220" w:after="100"/>
+        <w:ind w:firstLine="0"/>
       </w:pPr>
       <w:r>
         <w:rPr>
           <w:rFonts w:ascii="Times New Roman" w:hAnsi="Times New Roman" w:eastAsia="黑体"/>
           <w:b/>
-          <w:sz w:val="24"/>
+          <w:sz w:val="28"/>
         </w:rPr>
         <w:t>1.3 人工审核拦截能力假设</w:t>
       </w:r>
     </w:p>
     <w:p>
-      <w:pPr>
-        <w:spacing w:line="360" w:lineRule="auto"/>
-        <w:ind w:firstLine="480"/>
-      </w:pPr>
       <w:r>
         <w:rPr>
           <w:rFonts w:ascii="Times New Roman" w:hAnsi="Times New Roman" w:eastAsia="宋体"/>
@@ -494,10 +500,6 @@
       </w:r>
     </w:p>
     <w:p>
-      <w:pPr>
-        <w:spacing w:line="360" w:lineRule="auto"/>
-        <w:ind w:firstLine="480"/>
-      </w:pPr>
       <w:r>
         <w:rPr>
           <w:rFonts w:ascii="Times New Roman" w:hAnsi="Times New Roman" w:eastAsia="宋体"/>
@@ -509,13 +511,14 @@
     </w:p>
     <w:p>
       <w:pPr>
-        <w:spacing w:before="200" w:after="80"/>
+        <w:spacing w:before="280" w:after="120"/>
+        <w:ind w:firstLine="0"/>
       </w:pPr>
       <w:r>
         <w:rPr>
           <w:rFonts w:ascii="Times New Roman" w:hAnsi="Times New Roman" w:eastAsia="黑体"/>
           <w:b/>
-          <w:sz w:val="28"/>
+          <w:sz w:val="32"/>
         </w:rPr>
         <w:t>2. 两套方案的三档测算（测试集）</w:t>
       </w:r>
@@ -524,17 +527,19 @@
       <w:tblPr>
         <w:tblStyle w:val="TableGrid"/>
         <w:tblW w:type="auto" w:w="0"/>
+        <w:jc w:val="center"/>
         <w:tblLook w:firstColumn="1" w:firstRow="1" w:lastColumn="0" w:lastRow="0" w:noHBand="0" w:noVBand="1" w:val="04A0"/>
       </w:tblPr>
       <w:tblGrid>
-        <w:gridCol w:w="3024"/>
-        <w:gridCol w:w="3024"/>
-        <w:gridCol w:w="3024"/>
+        <w:gridCol w:w="2880"/>
+        <w:gridCol w:w="2880"/>
+        <w:gridCol w:w="2880"/>
       </w:tblGrid>
       <w:tr>
         <w:tc>
           <w:tcPr>
-            <w:tcW w:type="dxa" w:w="3024"/>
+            <w:tcW w:type="dxa" w:w="2880"/>
+            <w:shd w:val="clear" w:fill="F2F2F2"/>
           </w:tcPr>
           <w:p>
             <w:pPr>
@@ -542,7 +547,7 @@
             </w:pPr>
             <w:r>
               <w:rPr>
-                <w:rFonts w:ascii="Times New Roman" w:hAnsi="Times New Roman" w:eastAsia="宋体"/>
+                <w:rFonts w:ascii="Times New Roman" w:hAnsi="Times New Roman" w:eastAsia="黑体"/>
                 <w:b/>
                 <w:sz w:val="21"/>
               </w:rPr>
@@ -552,7 +557,8 @@
         </w:tc>
         <w:tc>
           <w:tcPr>
-            <w:tcW w:type="dxa" w:w="3024"/>
+            <w:tcW w:type="dxa" w:w="2880"/>
+            <w:shd w:val="clear" w:fill="F2F2F2"/>
           </w:tcPr>
           <w:p>
             <w:pPr>
@@ -560,7 +566,7 @@
             </w:pPr>
             <w:r>
               <w:rPr>
-                <w:rFonts w:ascii="Times New Roman" w:hAnsi="Times New Roman" w:eastAsia="宋体"/>
+                <w:rFonts w:ascii="Times New Roman" w:hAnsi="Times New Roman" w:eastAsia="黑体"/>
                 <w:b/>
                 <w:sz w:val="21"/>
               </w:rPr>
@@ -570,7 +576,8 @@
         </w:tc>
         <w:tc>
           <w:tcPr>
-            <w:tcW w:type="dxa" w:w="3024"/>
+            <w:tcW w:type="dxa" w:w="2880"/>
+            <w:shd w:val="clear" w:fill="F2F2F2"/>
           </w:tcPr>
           <w:p>
             <w:pPr>
@@ -578,7 +585,7 @@
             </w:pPr>
             <w:r>
               <w:rPr>
-                <w:rFonts w:ascii="Times New Roman" w:hAnsi="Times New Roman" w:eastAsia="宋体"/>
+                <w:rFonts w:ascii="Times New Roman" w:hAnsi="Times New Roman" w:eastAsia="黑体"/>
                 <w:b/>
                 <w:sz w:val="21"/>
               </w:rPr>
@@ -590,7 +597,7 @@
       <w:tr>
         <w:tc>
           <w:tcPr>
-            <w:tcW w:type="dxa" w:w="3024"/>
+            <w:tcW w:type="dxa" w:w="2880"/>
           </w:tcPr>
           <w:p>
             <w:pPr>
@@ -608,7 +615,7 @@
         </w:tc>
         <w:tc>
           <w:tcPr>
-            <w:tcW w:type="dxa" w:w="3024"/>
+            <w:tcW w:type="dxa" w:w="2880"/>
           </w:tcPr>
           <w:p>
             <w:pPr>
@@ -626,7 +633,7 @@
         </w:tc>
         <w:tc>
           <w:tcPr>
-            <w:tcW w:type="dxa" w:w="3024"/>
+            <w:tcW w:type="dxa" w:w="2880"/>
           </w:tcPr>
           <w:p>
             <w:pPr>
@@ -646,7 +653,7 @@
       <w:tr>
         <w:tc>
           <w:tcPr>
-            <w:tcW w:type="dxa" w:w="3024"/>
+            <w:tcW w:type="dxa" w:w="2880"/>
           </w:tcPr>
           <w:p>
             <w:pPr>
@@ -664,7 +671,7 @@
         </w:tc>
         <w:tc>
           <w:tcPr>
-            <w:tcW w:type="dxa" w:w="3024"/>
+            <w:tcW w:type="dxa" w:w="2880"/>
           </w:tcPr>
           <w:p>
             <w:pPr>
@@ -682,7 +689,7 @@
         </w:tc>
         <w:tc>
           <w:tcPr>
-            <w:tcW w:type="dxa" w:w="3024"/>
+            <w:tcW w:type="dxa" w:w="2880"/>
           </w:tcPr>
           <w:p>
             <w:pPr>
@@ -702,7 +709,7 @@
       <w:tr>
         <w:tc>
           <w:tcPr>
-            <w:tcW w:type="dxa" w:w="3024"/>
+            <w:tcW w:type="dxa" w:w="2880"/>
           </w:tcPr>
           <w:p>
             <w:pPr>
@@ -720,7 +727,7 @@
         </w:tc>
         <w:tc>
           <w:tcPr>
-            <w:tcW w:type="dxa" w:w="3024"/>
+            <w:tcW w:type="dxa" w:w="2880"/>
           </w:tcPr>
           <w:p>
             <w:pPr>
@@ -738,7 +745,7 @@
         </w:tc>
         <w:tc>
           <w:tcPr>
-            <w:tcW w:type="dxa" w:w="3024"/>
+            <w:tcW w:type="dxa" w:w="2880"/>
           </w:tcPr>
           <w:p>
             <w:pPr>
@@ -758,7 +765,7 @@
       <w:tr>
         <w:tc>
           <w:tcPr>
-            <w:tcW w:type="dxa" w:w="3024"/>
+            <w:tcW w:type="dxa" w:w="2880"/>
           </w:tcPr>
           <w:p>
             <w:pPr>
@@ -776,7 +783,7 @@
         </w:tc>
         <w:tc>
           <w:tcPr>
-            <w:tcW w:type="dxa" w:w="3024"/>
+            <w:tcW w:type="dxa" w:w="2880"/>
           </w:tcPr>
           <w:p>
             <w:pPr>
@@ -794,7 +801,7 @@
         </w:tc>
         <w:tc>
           <w:tcPr>
-            <w:tcW w:type="dxa" w:w="3024"/>
+            <w:tcW w:type="dxa" w:w="2880"/>
           </w:tcPr>
           <w:p>
             <w:pPr>
@@ -814,7 +821,7 @@
       <w:tr>
         <w:tc>
           <w:tcPr>
-            <w:tcW w:type="dxa" w:w="3024"/>
+            <w:tcW w:type="dxa" w:w="2880"/>
           </w:tcPr>
           <w:p>
             <w:pPr>
@@ -832,7 +839,7 @@
         </w:tc>
         <w:tc>
           <w:tcPr>
-            <w:tcW w:type="dxa" w:w="3024"/>
+            <w:tcW w:type="dxa" w:w="2880"/>
           </w:tcPr>
           <w:p>
             <w:pPr>
@@ -850,7 +857,7 @@
         </w:tc>
         <w:tc>
           <w:tcPr>
-            <w:tcW w:type="dxa" w:w="3024"/>
+            <w:tcW w:type="dxa" w:w="2880"/>
           </w:tcPr>
           <w:p>
             <w:pPr>
@@ -870,7 +877,7 @@
       <w:tr>
         <w:tc>
           <w:tcPr>
-            <w:tcW w:type="dxa" w:w="3024"/>
+            <w:tcW w:type="dxa" w:w="2880"/>
           </w:tcPr>
           <w:p>
             <w:pPr>
@@ -888,7 +895,7 @@
         </w:tc>
         <w:tc>
           <w:tcPr>
-            <w:tcW w:type="dxa" w:w="3024"/>
+            <w:tcW w:type="dxa" w:w="2880"/>
           </w:tcPr>
           <w:p>
             <w:pPr>
@@ -906,7 +913,7 @@
         </w:tc>
         <w:tc>
           <w:tcPr>
-            <w:tcW w:type="dxa" w:w="3024"/>
+            <w:tcW w:type="dxa" w:w="2880"/>
           </w:tcPr>
           <w:p>
             <w:pPr>
@@ -926,7 +933,7 @@
       <w:tr>
         <w:tc>
           <w:tcPr>
-            <w:tcW w:type="dxa" w:w="3024"/>
+            <w:tcW w:type="dxa" w:w="2880"/>
           </w:tcPr>
           <w:p>
             <w:pPr>
@@ -944,7 +951,7 @@
         </w:tc>
         <w:tc>
           <w:tcPr>
-            <w:tcW w:type="dxa" w:w="3024"/>
+            <w:tcW w:type="dxa" w:w="2880"/>
           </w:tcPr>
           <w:p>
             <w:pPr>
@@ -962,7 +969,7 @@
         </w:tc>
         <w:tc>
           <w:tcPr>
-            <w:tcW w:type="dxa" w:w="3024"/>
+            <w:tcW w:type="dxa" w:w="2880"/>
           </w:tcPr>
           <w:p>
             <w:pPr>
@@ -982,7 +989,7 @@
       <w:tr>
         <w:tc>
           <w:tcPr>
-            <w:tcW w:type="dxa" w:w="3024"/>
+            <w:tcW w:type="dxa" w:w="2880"/>
           </w:tcPr>
           <w:p>
             <w:pPr>
@@ -1000,7 +1007,7 @@
         </w:tc>
         <w:tc>
           <w:tcPr>
-            <w:tcW w:type="dxa" w:w="3024"/>
+            <w:tcW w:type="dxa" w:w="2880"/>
           </w:tcPr>
           <w:p>
             <w:pPr>
@@ -1018,7 +1025,7 @@
         </w:tc>
         <w:tc>
           <w:tcPr>
-            <w:tcW w:type="dxa" w:w="3024"/>
+            <w:tcW w:type="dxa" w:w="2880"/>
           </w:tcPr>
           <w:p>
             <w:pPr>
@@ -1038,7 +1045,7 @@
       <w:tr>
         <w:tc>
           <w:tcPr>
-            <w:tcW w:type="dxa" w:w="3024"/>
+            <w:tcW w:type="dxa" w:w="2880"/>
           </w:tcPr>
           <w:p>
             <w:pPr>
@@ -1056,7 +1063,7 @@
         </w:tc>
         <w:tc>
           <w:tcPr>
-            <w:tcW w:type="dxa" w:w="3024"/>
+            <w:tcW w:type="dxa" w:w="2880"/>
           </w:tcPr>
           <w:p>
             <w:pPr>
@@ -1074,7 +1081,7 @@
         </w:tc>
         <w:tc>
           <w:tcPr>
-            <w:tcW w:type="dxa" w:w="3024"/>
+            <w:tcW w:type="dxa" w:w="2880"/>
           </w:tcPr>
           <w:p>
             <w:pPr>
@@ -1094,7 +1101,7 @@
       <w:tr>
         <w:tc>
           <w:tcPr>
-            <w:tcW w:type="dxa" w:w="3024"/>
+            <w:tcW w:type="dxa" w:w="2880"/>
           </w:tcPr>
           <w:p>
             <w:pPr>
@@ -1112,7 +1119,7 @@
         </w:tc>
         <w:tc>
           <w:tcPr>
-            <w:tcW w:type="dxa" w:w="3024"/>
+            <w:tcW w:type="dxa" w:w="2880"/>
           </w:tcPr>
           <w:p>
             <w:pPr>
@@ -1130,7 +1137,7 @@
         </w:tc>
         <w:tc>
           <w:tcPr>
-            <w:tcW w:type="dxa" w:w="3024"/>
+            <w:tcW w:type="dxa" w:w="2880"/>
           </w:tcPr>
           <w:p>
             <w:pPr>
@@ -1150,13 +1157,14 @@
     </w:tbl>
     <w:p>
       <w:pPr>
-        <w:spacing w:before="200" w:after="80"/>
+        <w:spacing w:before="280" w:after="120"/>
+        <w:ind w:firstLine="0"/>
       </w:pPr>
       <w:r>
         <w:rPr>
           <w:rFonts w:ascii="Times New Roman" w:hAnsi="Times New Roman" w:eastAsia="黑体"/>
           <w:b/>
-          <w:sz w:val="28"/>
+          <w:sz w:val="32"/>
         </w:rPr>
         <w:t>3. 策略效果模拟：基线对比模型分层策略</w:t>
       </w:r>
@@ -1165,20 +1173,22 @@
       <w:tblPr>
         <w:tblStyle w:val="TableGrid"/>
         <w:tblW w:type="auto" w:w="0"/>
+        <w:jc w:val="center"/>
         <w:tblLook w:firstColumn="1" w:firstRow="1" w:lastColumn="0" w:lastRow="0" w:noHBand="0" w:noVBand="1" w:val="04A0"/>
       </w:tblPr>
       <w:tblGrid>
-        <w:gridCol w:w="1512"/>
-        <w:gridCol w:w="1512"/>
-        <w:gridCol w:w="1512"/>
-        <w:gridCol w:w="1512"/>
-        <w:gridCol w:w="1512"/>
-        <w:gridCol w:w="1512"/>
+        <w:gridCol w:w="1440"/>
+        <w:gridCol w:w="1440"/>
+        <w:gridCol w:w="1440"/>
+        <w:gridCol w:w="1440"/>
+        <w:gridCol w:w="1440"/>
+        <w:gridCol w:w="1440"/>
       </w:tblGrid>
       <w:tr>
         <w:tc>
           <w:tcPr>
-            <w:tcW w:type="dxa" w:w="1512"/>
+            <w:tcW w:type="dxa" w:w="1440"/>
+            <w:shd w:val="clear" w:fill="F2F2F2"/>
           </w:tcPr>
           <w:p>
             <w:pPr>
@@ -1186,7 +1196,7 @@
             </w:pPr>
             <w:r>
               <w:rPr>
-                <w:rFonts w:ascii="Times New Roman" w:hAnsi="Times New Roman" w:eastAsia="宋体"/>
+                <w:rFonts w:ascii="Times New Roman" w:hAnsi="Times New Roman" w:eastAsia="黑体"/>
                 <w:b/>
                 <w:sz w:val="21"/>
               </w:rPr>
@@ -1196,7 +1206,8 @@
         </w:tc>
         <w:tc>
           <w:tcPr>
-            <w:tcW w:type="dxa" w:w="1512"/>
+            <w:tcW w:type="dxa" w:w="1440"/>
+            <w:shd w:val="clear" w:fill="F2F2F2"/>
           </w:tcPr>
           <w:p>
             <w:pPr>
@@ -1204,7 +1215,7 @@
             </w:pPr>
             <w:r>
               <w:rPr>
-                <w:rFonts w:ascii="Times New Roman" w:hAnsi="Times New Roman" w:eastAsia="宋体"/>
+                <w:rFonts w:ascii="Times New Roman" w:hAnsi="Times New Roman" w:eastAsia="黑体"/>
                 <w:b/>
                 <w:sz w:val="21"/>
               </w:rPr>
@@ -1214,7 +1225,8 @@
         </w:tc>
         <w:tc>
           <w:tcPr>
-            <w:tcW w:type="dxa" w:w="1512"/>
+            <w:tcW w:type="dxa" w:w="1440"/>
+            <w:shd w:val="clear" w:fill="F2F2F2"/>
           </w:tcPr>
           <w:p>
             <w:pPr>
@@ -1222,7 +1234,7 @@
             </w:pPr>
             <w:r>
               <w:rPr>
-                <w:rFonts w:ascii="Times New Roman" w:hAnsi="Times New Roman" w:eastAsia="宋体"/>
+                <w:rFonts w:ascii="Times New Roman" w:hAnsi="Times New Roman" w:eastAsia="黑体"/>
                 <w:b/>
                 <w:sz w:val="21"/>
               </w:rPr>
@@ -1232,7 +1244,8 @@
         </w:tc>
         <w:tc>
           <w:tcPr>
-            <w:tcW w:type="dxa" w:w="1512"/>
+            <w:tcW w:type="dxa" w:w="1440"/>
+            <w:shd w:val="clear" w:fill="F2F2F2"/>
           </w:tcPr>
           <w:p>
             <w:pPr>
@@ -1240,7 +1253,7 @@
             </w:pPr>
             <w:r>
               <w:rPr>
-                <w:rFonts w:ascii="Times New Roman" w:hAnsi="Times New Roman" w:eastAsia="宋体"/>
+                <w:rFonts w:ascii="Times New Roman" w:hAnsi="Times New Roman" w:eastAsia="黑体"/>
                 <w:b/>
                 <w:sz w:val="21"/>
               </w:rPr>
@@ -1250,7 +1263,8 @@
         </w:tc>
         <w:tc>
           <w:tcPr>
-            <w:tcW w:type="dxa" w:w="1512"/>
+            <w:tcW w:type="dxa" w:w="1440"/>
+            <w:shd w:val="clear" w:fill="F2F2F2"/>
           </w:tcPr>
           <w:p>
             <w:pPr>
@@ -1258,7 +1272,7 @@
             </w:pPr>
             <w:r>
               <w:rPr>
-                <w:rFonts w:ascii="Times New Roman" w:hAnsi="Times New Roman" w:eastAsia="宋体"/>
+                <w:rFonts w:ascii="Times New Roman" w:hAnsi="Times New Roman" w:eastAsia="黑体"/>
                 <w:b/>
                 <w:sz w:val="21"/>
               </w:rPr>
@@ -1268,7 +1282,8 @@
         </w:tc>
         <w:tc>
           <w:tcPr>
-            <w:tcW w:type="dxa" w:w="1512"/>
+            <w:tcW w:type="dxa" w:w="1440"/>
+            <w:shd w:val="clear" w:fill="F2F2F2"/>
           </w:tcPr>
           <w:p>
             <w:pPr>
@@ -1276,7 +1291,7 @@
             </w:pPr>
             <w:r>
               <w:rPr>
-                <w:rFonts w:ascii="Times New Roman" w:hAnsi="Times New Roman" w:eastAsia="宋体"/>
+                <w:rFonts w:ascii="Times New Roman" w:hAnsi="Times New Roman" w:eastAsia="黑体"/>
                 <w:b/>
                 <w:sz w:val="21"/>
               </w:rPr>
@@ -1288,7 +1303,7 @@
       <w:tr>
         <w:tc>
           <w:tcPr>
-            <w:tcW w:type="dxa" w:w="1512"/>
+            <w:tcW w:type="dxa" w:w="1440"/>
           </w:tcPr>
           <w:p>
             <w:pPr>
@@ -1300,13 +1315,13 @@
                 <w:b w:val="0"/>
                 <w:sz w:val="21"/>
               </w:rPr>
-              <w:t>纯规则基线（全部通过）</w:t>
+              <w:t>传统规则引擎基线（行业参考）</w:t>
             </w:r>
           </w:p>
         </w:tc>
         <w:tc>
           <w:tcPr>
-            <w:tcW w:type="dxa" w:w="1512"/>
+            <w:tcW w:type="dxa" w:w="1440"/>
           </w:tcPr>
           <w:p>
             <w:pPr>
@@ -1318,13 +1333,13 @@
                 <w:b w:val="0"/>
                 <w:sz w:val="21"/>
               </w:rPr>
-              <w:t>100%</w:t>
+              <w:t>85%</w:t>
             </w:r>
           </w:p>
         </w:tc>
         <w:tc>
           <w:tcPr>
-            <w:tcW w:type="dxa" w:w="1512"/>
+            <w:tcW w:type="dxa" w:w="1440"/>
           </w:tcPr>
           <w:p>
             <w:pPr>
@@ -1336,13 +1351,13 @@
                 <w:b w:val="0"/>
                 <w:sz w:val="21"/>
               </w:rPr>
-              <w:t>8.07%</w:t>
+              <w:t>4.0%</w:t>
             </w:r>
           </w:p>
         </w:tc>
         <w:tc>
           <w:tcPr>
-            <w:tcW w:type="dxa" w:w="1512"/>
+            <w:tcW w:type="dxa" w:w="1440"/>
           </w:tcPr>
           <w:p>
             <w:pPr>
@@ -1360,63 +1375,7 @@
         </w:tc>
         <w:tc>
           <w:tcPr>
-            <w:tcW w:type="dxa" w:w="1512"/>
-          </w:tcPr>
-          <w:p>
-            <w:pPr>
-              <w:jc w:val="center"/>
-            </w:pPr>
-            <w:r>
-              <w:rPr>
-                <w:rFonts w:ascii="Times New Roman" w:hAnsi="Times New Roman" w:eastAsia="宋体"/>
-                <w:b w:val="0"/>
-                <w:sz w:val="21"/>
-              </w:rPr>
-              <w:t>100%</w:t>
-            </w:r>
-          </w:p>
-        </w:tc>
-        <w:tc>
-          <w:tcPr>
-            <w:tcW w:type="dxa" w:w="1512"/>
-          </w:tcPr>
-          <w:p>
-            <w:pPr>
-              <w:jc w:val="center"/>
-            </w:pPr>
-            <w:r>
-              <w:rPr>
-                <w:rFonts w:ascii="Times New Roman" w:hAnsi="Times New Roman" w:eastAsia="宋体"/>
-                <w:b w:val="0"/>
-                <w:sz w:val="21"/>
-              </w:rPr>
-              <w:t>极端情形参考：无任何风控，非行业真实水平</w:t>
-            </w:r>
-          </w:p>
-        </w:tc>
-      </w:tr>
-      <w:tr>
-        <w:tc>
-          <w:tcPr>
-            <w:tcW w:type="dxa" w:w="1512"/>
-          </w:tcPr>
-          <w:p>
-            <w:pPr>
-              <w:jc w:val="center"/>
-            </w:pPr>
-            <w:r>
-              <w:rPr>
-                <w:rFonts w:ascii="Times New Roman" w:hAnsi="Times New Roman" w:eastAsia="宋体"/>
-                <w:b w:val="0"/>
-                <w:sz w:val="21"/>
-              </w:rPr>
-              <w:t>传统规则引擎基线（行业参考）</w:t>
-            </w:r>
-          </w:p>
-        </w:tc>
-        <w:tc>
-          <w:tcPr>
-            <w:tcW w:type="dxa" w:w="1512"/>
+            <w:tcW w:type="dxa" w:w="1440"/>
           </w:tcPr>
           <w:p>
             <w:pPr>
@@ -1434,61 +1393,7 @@
         </w:tc>
         <w:tc>
           <w:tcPr>
-            <w:tcW w:type="dxa" w:w="1512"/>
-          </w:tcPr>
-          <w:p>
-            <w:pPr>
-              <w:jc w:val="center"/>
-            </w:pPr>
-            <w:r>
-              <w:rPr>
-                <w:rFonts w:ascii="Times New Roman" w:hAnsi="Times New Roman" w:eastAsia="宋体"/>
-                <w:b w:val="0"/>
-                <w:sz w:val="21"/>
-              </w:rPr>
-              <w:t>4.0%</w:t>
-            </w:r>
-          </w:p>
-        </w:tc>
-        <w:tc>
-          <w:tcPr>
-            <w:tcW w:type="dxa" w:w="1512"/>
-          </w:tcPr>
-          <w:p>
-            <w:pPr>
-              <w:jc w:val="center"/>
-            </w:pPr>
-            <w:r>
-              <w:rPr>
-                <w:rFonts w:ascii="Times New Roman" w:hAnsi="Times New Roman" w:eastAsia="宋体"/>
-                <w:b w:val="0"/>
-                <w:sz w:val="21"/>
-              </w:rPr>
-              <w:t>0%</w:t>
-            </w:r>
-          </w:p>
-        </w:tc>
-        <w:tc>
-          <w:tcPr>
-            <w:tcW w:type="dxa" w:w="1512"/>
-          </w:tcPr>
-          <w:p>
-            <w:pPr>
-              <w:jc w:val="center"/>
-            </w:pPr>
-            <w:r>
-              <w:rPr>
-                <w:rFonts w:ascii="Times New Roman" w:hAnsi="Times New Roman" w:eastAsia="宋体"/>
-                <w:b w:val="0"/>
-                <w:sz w:val="21"/>
-              </w:rPr>
-              <w:t>85%</w:t>
-            </w:r>
-          </w:p>
-        </w:tc>
-        <w:tc>
-          <w:tcPr>
-            <w:tcW w:type="dxa" w:w="1512"/>
+            <w:tcW w:type="dxa" w:w="1440"/>
           </w:tcPr>
           <w:p>
             <w:pPr>
@@ -1508,7 +1413,7 @@
       <w:tr>
         <w:tc>
           <w:tcPr>
-            <w:tcW w:type="dxa" w:w="1512"/>
+            <w:tcW w:type="dxa" w:w="1440"/>
           </w:tcPr>
           <w:p>
             <w:pPr>
@@ -1526,7 +1431,7 @@
         </w:tc>
         <w:tc>
           <w:tcPr>
-            <w:tcW w:type="dxa" w:w="1512"/>
+            <w:tcW w:type="dxa" w:w="1440"/>
           </w:tcPr>
           <w:p>
             <w:pPr>
@@ -1544,7 +1449,7 @@
         </w:tc>
         <w:tc>
           <w:tcPr>
-            <w:tcW w:type="dxa" w:w="1512"/>
+            <w:tcW w:type="dxa" w:w="1440"/>
           </w:tcPr>
           <w:p>
             <w:pPr>
@@ -1562,7 +1467,7 @@
         </w:tc>
         <w:tc>
           <w:tcPr>
-            <w:tcW w:type="dxa" w:w="1512"/>
+            <w:tcW w:type="dxa" w:w="1440"/>
           </w:tcPr>
           <w:p>
             <w:pPr>
@@ -1580,7 +1485,7 @@
         </w:tc>
         <w:tc>
           <w:tcPr>
-            <w:tcW w:type="dxa" w:w="1512"/>
+            <w:tcW w:type="dxa" w:w="1440"/>
           </w:tcPr>
           <w:p>
             <w:pPr>
@@ -1598,7 +1503,7 @@
         </w:tc>
         <w:tc>
           <w:tcPr>
-            <w:tcW w:type="dxa" w:w="1512"/>
+            <w:tcW w:type="dxa" w:w="1440"/>
           </w:tcPr>
           <w:p>
             <w:pPr>
@@ -1618,7 +1523,7 @@
       <w:tr>
         <w:tc>
           <w:tcPr>
-            <w:tcW w:type="dxa" w:w="1512"/>
+            <w:tcW w:type="dxa" w:w="1440"/>
           </w:tcPr>
           <w:p>
             <w:pPr>
@@ -1636,7 +1541,7 @@
         </w:tc>
         <w:tc>
           <w:tcPr>
-            <w:tcW w:type="dxa" w:w="1512"/>
+            <w:tcW w:type="dxa" w:w="1440"/>
           </w:tcPr>
           <w:p>
             <w:pPr>
@@ -1654,7 +1559,7 @@
         </w:tc>
         <w:tc>
           <w:tcPr>
-            <w:tcW w:type="dxa" w:w="1512"/>
+            <w:tcW w:type="dxa" w:w="1440"/>
           </w:tcPr>
           <w:p>
             <w:pPr>
@@ -1672,7 +1577,7 @@
         </w:tc>
         <w:tc>
           <w:tcPr>
-            <w:tcW w:type="dxa" w:w="1512"/>
+            <w:tcW w:type="dxa" w:w="1440"/>
           </w:tcPr>
           <w:p>
             <w:pPr>
@@ -1690,7 +1595,7 @@
         </w:tc>
         <w:tc>
           <w:tcPr>
-            <w:tcW w:type="dxa" w:w="1512"/>
+            <w:tcW w:type="dxa" w:w="1440"/>
           </w:tcPr>
           <w:p>
             <w:pPr>
@@ -1708,7 +1613,7 @@
         </w:tc>
         <w:tc>
           <w:tcPr>
-            <w:tcW w:type="dxa" w:w="1512"/>
+            <w:tcW w:type="dxa" w:w="1440"/>
           </w:tcPr>
           <w:p>
             <w:pPr>
@@ -1727,21 +1632,19 @@
       </w:tr>
     </w:tbl>
     <w:p>
-      <w:pPr>
-        <w:spacing w:line="360" w:lineRule="auto"/>
-      </w:pPr>
       <w:r>
         <w:rPr>
           <w:rFonts w:ascii="Times New Roman" w:hAnsi="Times New Roman" w:eastAsia="宋体"/>
           <w:b w:val="0"/>
-          <w:sz w:val="21"/>
+          <w:sz w:val="24"/>
         </w:rPr>
-        <w:t>口径说明：坏账率统一为放款客群坏账率（通过并放款客户中违约占比）。纯规则基线（全部通过）只是极端情形参考，不代表行业真实风控水平；主对比基准为传统规则引擎基线（行业参考），按行业常见风控水平设定（通过率 85%、坏账率 4.0%，模拟值）。</w:t>
+        <w:t>口径说明：坏账率统一为放款客群坏账率（通过并放款客户中违约占比）。主对比基准为传统规则引擎基线（行业参考），按行业常见风控水平设定（通过率 85%、坏账率 4.0%，模拟值）。</w:t>
       </w:r>
     </w:p>
     <w:p>
       <w:pPr>
-        <w:spacing w:before="200" w:after="80"/>
+        <w:spacing w:before="220" w:after="100"/>
+        <w:ind w:firstLine="0"/>
       </w:pPr>
       <w:r>
         <w:rPr>
@@ -1754,8 +1657,7 @@
     </w:p>
     <w:p>
       <w:pPr>
-        <w:spacing w:line="360" w:lineRule="auto"/>
-        <w:ind w:firstLine="480"/>
+        <w:ind w:left="480"/>
       </w:pPr>
       <w:r>
         <w:rPr>
@@ -1763,13 +1665,12 @@
           <w:b w:val="0"/>
           <w:sz w:val="24"/>
         </w:rPr>
-        <w:t>1. 以行业参考基线（坏账率 4.0%）为对比基准，模型分层把坏账率压到 2.6%～3.6%：稳健方案降幅约 35%、进取方案降幅约 9.5%。若与无风控极端情形（8.07%）相比，降幅为 68% 与 55%，但该情形并非银行/持牌机构真实规则引擎水平，不作为主对比基准；</w:t>
+        <w:t>1. 以行业参考基线（坏账率 4.0%）为对比基准，模型分层把坏账率压到 2.6%～3.6%：稳健方案降幅约 35%、进取方案降幅约 9.5%；</w:t>
       </w:r>
     </w:p>
     <w:p>
       <w:pPr>
-        <w:spacing w:line="360" w:lineRule="auto"/>
-        <w:ind w:firstLine="480"/>
+        <w:ind w:left="480"/>
       </w:pPr>
       <w:r>
         <w:rPr>
@@ -1782,8 +1683,7 @@
     </w:p>
     <w:p>
       <w:pPr>
-        <w:spacing w:line="360" w:lineRule="auto"/>
-        <w:ind w:firstLine="480"/>
+        <w:ind w:left="480"/>
       </w:pPr>
       <w:r>
         <w:rPr>
@@ -1796,21 +1696,19 @@
     </w:p>
     <w:p>
       <w:pPr>
-        <w:spacing w:before="200" w:after="80"/>
+        <w:spacing w:before="280" w:after="120"/>
+        <w:ind w:firstLine="0"/>
       </w:pPr>
       <w:r>
         <w:rPr>
           <w:rFonts w:ascii="Times New Roman" w:hAnsi="Times New Roman" w:eastAsia="黑体"/>
           <w:b/>
-          <w:sz w:val="28"/>
+          <w:sz w:val="32"/>
         </w:rPr>
         <w:t>4. 人工审核核查项建议</w:t>
       </w:r>
     </w:p>
     <w:p>
-      <w:pPr>
-        <w:spacing w:line="360" w:lineRule="auto"/>
-      </w:pPr>
       <w:r>
         <w:rPr>
           <w:rFonts w:ascii="Times New Roman" w:hAnsi="Times New Roman" w:eastAsia="宋体"/>
@@ -1822,8 +1720,7 @@
     </w:p>
     <w:p>
       <w:pPr>
-        <w:spacing w:line="360" w:lineRule="auto"/>
-        <w:ind w:firstLine="480"/>
+        <w:ind w:left="480"/>
       </w:pPr>
       <w:r>
         <w:rPr>
@@ -1836,8 +1733,7 @@
     </w:p>
     <w:p>
       <w:pPr>
-        <w:spacing w:line="360" w:lineRule="auto"/>
-        <w:ind w:firstLine="480"/>
+        <w:ind w:left="480"/>
       </w:pPr>
       <w:r>
         <w:rPr>
@@ -1850,8 +1746,7 @@
     </w:p>
     <w:p>
       <w:pPr>
-        <w:spacing w:line="360" w:lineRule="auto"/>
-        <w:ind w:firstLine="480"/>
+        <w:ind w:left="480"/>
       </w:pPr>
       <w:r>
         <w:rPr>
@@ -1864,8 +1759,7 @@
     </w:p>
     <w:p>
       <w:pPr>
-        <w:spacing w:line="360" w:lineRule="auto"/>
-        <w:ind w:firstLine="480"/>
+        <w:ind w:left="480"/>
       </w:pPr>
       <w:r>
         <w:rPr>
@@ -1878,8 +1772,7 @@
     </w:p>
     <w:p>
       <w:pPr>
-        <w:spacing w:line="360" w:lineRule="auto"/>
-        <w:ind w:firstLine="480"/>
+        <w:ind w:left="480"/>
       </w:pPr>
       <w:r>
         <w:rPr>
@@ -1892,21 +1785,21 @@
     </w:p>
     <w:p>
       <w:pPr>
-        <w:spacing w:before="200" w:after="80"/>
+        <w:spacing w:before="280" w:after="120"/>
+        <w:ind w:firstLine="0"/>
       </w:pPr>
       <w:r>
         <w:rPr>
           <w:rFonts w:ascii="Times New Roman" w:hAnsi="Times New Roman" w:eastAsia="黑体"/>
           <w:b/>
-          <w:sz w:val="28"/>
+          <w:sz w:val="32"/>
         </w:rPr>
         <w:t>5. 局限与落地注意事项</w:t>
       </w:r>
     </w:p>
     <w:p>
       <w:pPr>
-        <w:spacing w:line="360" w:lineRule="auto"/>
-        <w:ind w:firstLine="480"/>
+        <w:ind w:left="480"/>
       </w:pPr>
       <w:r>
         <w:rPr>
@@ -1919,8 +1812,7 @@
     </w:p>
     <w:p>
       <w:pPr>
-        <w:spacing w:line="360" w:lineRule="auto"/>
-        <w:ind w:firstLine="480"/>
+        <w:ind w:left="480"/>
       </w:pPr>
       <w:r>
         <w:rPr>
@@ -1933,8 +1825,7 @@
     </w:p>
     <w:p>
       <w:pPr>
-        <w:spacing w:line="360" w:lineRule="auto"/>
-        <w:ind w:firstLine="480"/>
+        <w:ind w:left="480"/>
       </w:pPr>
       <w:r>
         <w:rPr>
@@ -1947,8 +1838,7 @@
     </w:p>
     <w:p>
       <w:pPr>
-        <w:spacing w:line="360" w:lineRule="auto"/>
-        <w:ind w:firstLine="480"/>
+        <w:ind w:left="480"/>
       </w:pPr>
       <w:r>
         <w:rPr>
@@ -1961,8 +1851,7 @@
     </w:p>
     <w:p>
       <w:pPr>
-        <w:spacing w:line="360" w:lineRule="auto"/>
-        <w:ind w:firstLine="480"/>
+        <w:ind w:left="480"/>
       </w:pPr>
       <w:r>
         <w:rPr>
@@ -1974,8 +1863,8 @@
       </w:r>
     </w:p>
     <w:sectPr>
-      <w:pgSz w:w="11906" w:h="16838"/>
-      <w:pgMar w:top="1417" w:right="1417" w:bottom="1417" w:left="1417" w:header="720" w:footer="720" w:gutter="0"/>
+      <w:pgSz w:w="12240" w:h="15840"/>
+      <w:pgMar w:top="1440" w:right="1800" w:bottom="1440" w:left="1800" w:header="720" w:footer="720" w:gutter="0"/>
       <w:cols w:space="720"/>
       <w:docGrid w:linePitch="360"/>
     </w:sectPr>
@@ -2346,6 +2235,14 @@
     <w:name w:val="Normal"/>
     <w:qFormat/>
     <w:rsid w:val="00FC693F"/>
+    <w:pPr>
+      <w:spacing w:line="360" w:lineRule="auto" w:before="0" w:after="0"/>
+      <w:ind w:firstLine="480"/>
+    </w:pPr>
+    <w:rPr>
+      <w:rFonts w:ascii="Times New Roman" w:hAnsi="Times New Roman" w:eastAsia="宋体"/>
+      <w:sz w:val="24"/>
+    </w:rPr>
   </w:style>
   <w:style w:type="paragraph" w:styleId="Header">
     <w:name w:val="header"/>
